--- a/career/Zain-Dana-Harper-Cover-Letter.docx
+++ b/career/Zain-Dana-Harper-Cover-Letter.docx
@@ -8,6 +8,26 @@
       </w:pPr>
       <w:r>
         <w:t>Cover letter</w:t>
+      </w:r>
+    </w:p>
+    <w:p>
+      <w:r>
+        <w:t>Seattle, Washington</w:t>
+      </w:r>
+    </w:p>
+    <w:p>
+      <w:r>
+        <w:t>zaindharper@gmail.com</w:t>
+      </w:r>
+    </w:p>
+    <w:p>
+      <w:r>
+        <w:t>LinkedIn</w:t>
+      </w:r>
+    </w:p>
+    <w:p>
+      <w:r>
+        <w:t>GitHub</w:t>
       </w:r>
     </w:p>
     <w:p>
@@ -73,6 +93,51 @@
     <w:p>
       <w:r>
         <w:t>support, evaluation tooling, field operations, and public-facing service.</w:t>
+      </w:r>
+    </w:p>
+    <w:p>
+      <w:r>
+        <w:t>I am strongest in environments where reliability matters more than title shape. I can take</w:t>
+      </w:r>
+    </w:p>
+    <w:p>
+      <w:r>
+        <w:t>ambiguous failures, build a small reproducible case, explain the risk in plain language, and</w:t>
+      </w:r>
+    </w:p>
+    <w:p>
+      <w:r>
+        <w:t>keep the work moving without hiding uncertainty. I am also comfortable with hands-on work,</w:t>
+      </w:r>
+    </w:p>
+    <w:p>
+      <w:r>
+        <w:t>outdoor conditions, public contact, and shift-based operations when the role is practical rather</w:t>
+      </w:r>
+    </w:p>
+    <w:p>
+      <w:r>
+        <w:t>than purely desk-based.</w:t>
+      </w:r>
+    </w:p>
+    <w:p>
+      <w:r>
+        <w:t>The public materials are intentionally conservative. They separate accepted external work from</w:t>
+      </w:r>
+    </w:p>
+    <w:p>
+      <w:r>
+        <w:t>open or closed-without-merge work, keep private details out of the website, and route sensitive</w:t>
+      </w:r>
+    </w:p>
+    <w:p>
+      <w:r>
+        <w:t>security material through approved private channels. If a posting has a hard requirement, I</w:t>
+      </w:r>
+    </w:p>
+    <w:p>
+      <w:r>
+        <w:t>prefer to answer it directly, name the evidence, and identify any gap before anyone wastes time.</w:t>
       </w:r>
     </w:p>
     <w:p>

--- a/career/Zain-Dana-Harper-Cover-Letter.docx
+++ b/career/Zain-Dana-Harper-Cover-Letter.docx
@@ -543,6 +543,9 @@
     <w:name w:val="Normal"/>
     <w:qFormat/>
     <w:rsid w:val="00FC693F"/>
+    <w:rPr>
+      <w:sz w:val="21"/>
+    </w:rPr>
   </w:style>
   <w:style w:type="paragraph" w:styleId="Header">
     <w:name w:val="header"/>
